--- a/Publisher_Ready_Curriculum/01_Physics_East_Meadow_Refactor/03_Momentum_Impulse/02_Impulse_and_the_Impulse_Momentum_Theorem/Student_Notes.docx
+++ b/Publisher_Ready_Curriculum/01_Physics_East_Meadow_Refactor/03_Momentum_Impulse/02_Impulse_and_the_Impulse_Momentum_Theorem/Student_Notes.docx
@@ -2,7 +2,7 @@
 <file path=word/document.xml><?xml version="1.0" encoding="utf-8"?>
 <w:document xmlns:w="http://schemas.openxmlformats.org/wordprocessingml/2006/main" xmlns:m="http://schemas.openxmlformats.org/officeDocument/2006/math" xmlns:r="http://schemas.openxmlformats.org/officeDocument/2006/relationships" xmlns:o="urn:schemas-microsoft-com:office:office" xmlns:v="urn:schemas-microsoft-com:vml" xmlns:w10="urn:schemas-microsoft-com:office:word" xmlns:a="http://schemas.openxmlformats.org/drawingml/2006/main" xmlns:pic="http://schemas.openxmlformats.org/drawingml/2006/picture" xmlns:wp="http://schemas.openxmlformats.org/drawingml/2006/wordprocessingDrawing">
   <w:body>
-    <w:bookmarkStart w:id="14" w:name="Xa3f17f95e57f78f0b80b30d6d50b8dcbd2deeb4"/>
+    <w:bookmarkStart w:id="17" w:name="Xa3f17f95e57f78f0b80b30d6d50b8dcbd2deeb4"/>
     <w:p>
       <w:pPr>
         <w:pStyle w:val="Heading1"/>
@@ -212,7 +212,7 @@
       </w:r>
     </w:p>
     <w:bookmarkEnd w:id="10"/>
-    <w:bookmarkStart w:id="11" w:name="guided-notes"/>
+    <w:bookmarkStart w:id="14" w:name="guided-notes"/>
     <w:p>
       <w:pPr>
         <w:pStyle w:val="Heading2"/>
@@ -380,8 +380,63 @@
         </w:pict>
       </w:r>
     </w:p>
-    <w:bookmarkEnd w:id="11"/>
-    <w:bookmarkStart w:id="12" w:name="worked-example"/>
+    <w:p>
+      <w:pPr>
+        <w:pStyle w:val="CaptionedFigure"/>
+      </w:pPr>
+      <w:r>
+        <w:drawing>
+          <wp:inline>
+            <wp:extent cx="4584192" cy="3206496"/>
+            <wp:effectExtent b="0" l="0" r="0" t="0"/>
+            <wp:docPr descr="Force vs. time: the area under the curve is the impulse (J = F·Δt). The same impulse can come from a large force over a short time or a small force over a long time." title="" id="12" name="Picture"/>
+            <a:graphic>
+              <a:graphicData uri="http://schemas.openxmlformats.org/drawingml/2006/picture">
+                <pic:pic>
+                  <pic:nvPicPr>
+                    <pic:cNvPr descr="figures/force_vs_time.png" id="13" name="Picture"/>
+                    <pic:cNvPicPr>
+                      <a:picLocks noChangeArrowheads="1" noChangeAspect="1"/>
+                    </pic:cNvPicPr>
+                  </pic:nvPicPr>
+                  <pic:blipFill>
+                    <a:blip r:embed="rId11"/>
+                    <a:stretch>
+                      <a:fillRect/>
+                    </a:stretch>
+                  </pic:blipFill>
+                  <pic:spPr bwMode="auto">
+                    <a:xfrm>
+                      <a:off x="0" y="0"/>
+                      <a:ext cx="4584192" cy="3206496"/>
+                    </a:xfrm>
+                    <a:prstGeom prst="rect">
+                      <a:avLst/>
+                    </a:prstGeom>
+                    <a:noFill/>
+                    <a:ln w="9525">
+                      <a:noFill/>
+                      <a:headEnd/>
+                      <a:tailEnd/>
+                    </a:ln>
+                  </pic:spPr>
+                </pic:pic>
+              </a:graphicData>
+            </a:graphic>
+          </wp:inline>
+        </w:drawing>
+      </w:r>
+    </w:p>
+    <w:p>
+      <w:pPr>
+        <w:pStyle w:val="ImageCaption"/>
+      </w:pPr>
+      <w:r>
+        <w:t xml:space="preserve">Force vs. time: the area under the curve is the impulse (J = F·Δt). The same impulse can come from a large force over a short time or a small force over a long time.</w:t>
+      </w:r>
+    </w:p>
+    <w:bookmarkEnd w:id="14"/>
+    <w:bookmarkStart w:id="15" w:name="worked-example"/>
     <w:p>
       <w:pPr>
         <w:pStyle w:val="Heading2"/>
@@ -451,8 +506,8 @@
         </w:pict>
       </w:r>
     </w:p>
-    <w:bookmarkEnd w:id="12"/>
-    <w:bookmarkStart w:id="13" w:name="summary"/>
+    <w:bookmarkEnd w:id="15"/>
+    <w:bookmarkStart w:id="16" w:name="summary"/>
     <w:p>
       <w:pPr>
         <w:pStyle w:val="Heading2"/>
@@ -495,8 +550,8 @@
         <w:t xml:space="preserve">so __________________________________________.</w:t>
       </w:r>
     </w:p>
-    <w:bookmarkEnd w:id="13"/>
-    <w:bookmarkEnd w:id="14"/>
+    <w:bookmarkEnd w:id="16"/>
+    <w:bookmarkEnd w:id="17"/>
     <w:sectPr>
       <w:pgSz w:h="15840" w:w="12240"/>
       <w:pgMar w:bottom="1152" w:footer="720" w:gutter="0" w:header="720" w:left="1296" w:right="1296" w:top="1152"/>
